--- a/ТЗ PL NL FI/Alegria ТЗ на текст - Kiinteistönvälittäjä Espanjassa – Alegria Real Estate финский.docx
+++ b/ТЗ PL NL FI/Alegria ТЗ на текст - Kiinteistönvälittäjä Espanjassa – Alegria Real Estate финский.docx
@@ -1017,7 +1017,7 @@
           <w:szCs w:val="22"/>
           <w:rtl w:val="0"/>
         </w:rPr>
-        <w:t xml:space="preserve">7 балов</w:t>
+        <w:t xml:space="preserve">7 баллов</w:t>
       </w:r>
       <w:r>
         <w:rPr>
@@ -1454,7 +1454,7 @@
         <w:rPr>
           <w:rtl w:val="0"/>
         </w:rPr>
-        <w:t xml:space="preserve"> eroaa itsenäisestä ostamisesta?</w:t>
+        <w:t xml:space="preserve"> eroaa omatoimisesta ostamisesta?</w:t>
       </w:r>
     </w:p>
     <w:p>
@@ -2056,7 +2056,7 @@
           <w:vertAlign w:val="baseline"/>
           <w:rtl w:val="0"/>
         </w:rPr>
-        <w:t xml:space="preserve">Edulliset kiinteistöt Espanjassa – </w:t>
+        <w:t xml:space="preserve">Halvat asunnot Espanjassa – </w:t>
       </w:r>
       <w:hyperlink r:id="rId40">
         <w:r>
